--- a/LAB Logbook-Week7.docx
+++ b/LAB Logbook-Week7.docx
@@ -26,7 +26,7 @@
           <w:szCs w:val="56"/>
         </w:rPr>
       </w:pPr>
-      <w:hyperlink r:id="rId4" w:history="1">
+      <w:hyperlink r:id="rId6" w:history="1">
         <w:r>
           <w:rPr>
             <w:rStyle w:val="Hyperlink"/>
@@ -63,6 +63,14 @@
         </w:rPr>
         <w:t>Lab 1</w:t>
       </w:r>
+      <w:r>
+        <w:rPr>
+          <w:sz w:val="44"/>
+          <w:szCs w:val="44"/>
+          <w:u w:val="single"/>
+        </w:rPr>
+        <w:t>(22 January 2026)</w:t>
+      </w:r>
     </w:p>
     <w:p>
       <w:pPr>
@@ -81,7 +89,7 @@
           <w:u w:val="single"/>
         </w:rPr>
         <w:drawing>
-          <wp:inline distT="0" distB="0" distL="0" distR="0" wp14:anchorId="2BE20B49" wp14:editId="483E861D">
+          <wp:inline distT="0" distB="0" distL="0" distR="0" wp14:anchorId="2BE20B49" wp14:editId="6A938C2F">
             <wp:extent cx="6248400" cy="3450950"/>
             <wp:effectExtent l="0" t="0" r="0" b="0"/>
             <wp:docPr id="2023151310" name="Picture 1"/>
@@ -96,7 +104,7 @@
                     <pic:cNvPicPr/>
                   </pic:nvPicPr>
                   <pic:blipFill>
-                    <a:blip r:embed="rId5" cstate="print">
+                    <a:blip r:embed="rId7" cstate="print">
                       <a:extLst>
                         <a:ext uri="{28A0092B-C50C-407E-A947-70E740481C1C}">
                           <a14:useLocalDpi xmlns:a14="http://schemas.microsoft.com/office/drawing/2010/main" val="0"/>
@@ -140,6 +148,14 @@
         </w:rPr>
         <w:t>Lab 2</w:t>
       </w:r>
+      <w:r>
+        <w:rPr>
+          <w:sz w:val="44"/>
+          <w:szCs w:val="44"/>
+          <w:u w:val="single"/>
+        </w:rPr>
+        <w:t>(29 January 2026)</w:t>
+      </w:r>
     </w:p>
     <w:p>
       <w:pPr>
@@ -187,7 +203,7 @@
           <w:u w:val="single"/>
         </w:rPr>
         <w:drawing>
-          <wp:inline distT="0" distB="0" distL="0" distR="0" wp14:anchorId="06350185" wp14:editId="67FF4D1F">
+          <wp:inline distT="0" distB="0" distL="0" distR="0" wp14:anchorId="06350185" wp14:editId="039E4A43">
             <wp:extent cx="5651500" cy="1551305"/>
             <wp:effectExtent l="0" t="0" r="6350" b="0"/>
             <wp:docPr id="1170356690" name="Picture 1"/>
@@ -202,7 +218,7 @@
                     <pic:cNvPicPr/>
                   </pic:nvPicPr>
                   <pic:blipFill>
-                    <a:blip r:embed="rId6" cstate="print">
+                    <a:blip r:embed="rId8" cstate="print">
                       <a:extLst>
                         <a:ext uri="{28A0092B-C50C-407E-A947-70E740481C1C}">
                           <a14:useLocalDpi xmlns:a14="http://schemas.microsoft.com/office/drawing/2010/main" val="0"/>
@@ -276,7 +292,7 @@
           <w:u w:val="single"/>
         </w:rPr>
         <w:drawing>
-          <wp:inline distT="0" distB="0" distL="0" distR="0" wp14:anchorId="0F40982B" wp14:editId="4454103A">
+          <wp:inline distT="0" distB="0" distL="0" distR="0" wp14:anchorId="0F40982B" wp14:editId="790D05A4">
             <wp:extent cx="4296205" cy="3360903"/>
             <wp:effectExtent l="0" t="0" r="0" b="0"/>
             <wp:docPr id="1281948004" name="Picture 1"/>
@@ -291,7 +307,7 @@
                     <pic:cNvPicPr/>
                   </pic:nvPicPr>
                   <pic:blipFill>
-                    <a:blip r:embed="rId7" cstate="print">
+                    <a:blip r:embed="rId9" cstate="print">
                       <a:extLst>
                         <a:ext uri="{28A0092B-C50C-407E-A947-70E740481C1C}">
                           <a14:useLocalDpi xmlns:a14="http://schemas.microsoft.com/office/drawing/2010/main" val="0"/>
@@ -371,7 +387,7 @@
                     <pic:cNvPicPr/>
                   </pic:nvPicPr>
                   <pic:blipFill rotWithShape="1">
-                    <a:blip r:embed="rId8">
+                    <a:blip r:embed="rId10">
                       <a:extLst>
                         <a:ext uri="{28A0092B-C50C-407E-A947-70E740481C1C}">
                           <a14:useLocalDpi xmlns:a14="http://schemas.microsoft.com/office/drawing/2010/main" val="0"/>
@@ -509,6 +525,14 @@
         <w:lastRenderedPageBreak/>
         <w:t>Lab 3</w:t>
       </w:r>
+      <w:r>
+        <w:rPr>
+          <w:sz w:val="44"/>
+          <w:szCs w:val="44"/>
+          <w:u w:val="single"/>
+        </w:rPr>
+        <w:t>(05 February 2026)</w:t>
+      </w:r>
     </w:p>
     <w:p>
       <w:pPr>
@@ -527,7 +551,7 @@
           <w:u w:val="single"/>
         </w:rPr>
         <w:drawing>
-          <wp:inline distT="0" distB="0" distL="0" distR="0" wp14:anchorId="401AA7CD" wp14:editId="70A9FCCC">
+          <wp:inline distT="0" distB="0" distL="0" distR="0" wp14:anchorId="401AA7CD" wp14:editId="3EE52D70">
             <wp:extent cx="5731510" cy="3361055"/>
             <wp:effectExtent l="0" t="0" r="2540" b="0"/>
             <wp:docPr id="1318210337" name="Picture 2"/>
@@ -542,7 +566,7 @@
                     <pic:cNvPicPr/>
                   </pic:nvPicPr>
                   <pic:blipFill>
-                    <a:blip r:embed="rId9" cstate="print">
+                    <a:blip r:embed="rId11" cstate="print">
                       <a:extLst>
                         <a:ext uri="{28A0092B-C50C-407E-A947-70E740481C1C}">
                           <a14:useLocalDpi xmlns:a14="http://schemas.microsoft.com/office/drawing/2010/main" val="0"/>
@@ -568,15 +592,67 @@
           </wp:inline>
         </w:drawing>
       </w:r>
-      <w:r>
-        <w:rPr>
-          <w:noProof/>
+    </w:p>
+    <w:p>
+      <w:pPr>
+        <w:jc w:val="both"/>
+        <w:rPr>
+          <w:sz w:val="44"/>
+          <w:szCs w:val="44"/>
+          <w:u w:val="single"/>
+        </w:rPr>
+      </w:pPr>
+      <w:r>
+        <w:rPr>
           <w:sz w:val="44"/>
           <w:szCs w:val="44"/>
           <w:u w:val="single"/>
         </w:rPr>
         <w:drawing>
-          <wp:inline distT="0" distB="0" distL="0" distR="0" wp14:anchorId="098C7D5F" wp14:editId="38D579AF">
+          <wp:inline distT="0" distB="0" distL="0" distR="0" wp14:anchorId="7DC5CB6E" wp14:editId="73154E45">
+            <wp:extent cx="5731510" cy="1062355"/>
+            <wp:effectExtent l="0" t="0" r="2540" b="4445"/>
+            <wp:docPr id="1614385605" name="Picture 1"/>
+            <wp:cNvGraphicFramePr>
+              <a:graphicFrameLocks xmlns:a="http://schemas.openxmlformats.org/drawingml/2006/main" noChangeAspect="1"/>
+            </wp:cNvGraphicFramePr>
+            <a:graphic xmlns:a="http://schemas.openxmlformats.org/drawingml/2006/main">
+              <a:graphicData uri="http://schemas.openxmlformats.org/drawingml/2006/picture">
+                <pic:pic xmlns:pic="http://schemas.openxmlformats.org/drawingml/2006/picture">
+                  <pic:nvPicPr>
+                    <pic:cNvPr id="1614385605" name=""/>
+                    <pic:cNvPicPr/>
+                  </pic:nvPicPr>
+                  <pic:blipFill>
+                    <a:blip r:embed="rId12"/>
+                    <a:stretch>
+                      <a:fillRect/>
+                    </a:stretch>
+                  </pic:blipFill>
+                  <pic:spPr>
+                    <a:xfrm>
+                      <a:off x="0" y="0"/>
+                      <a:ext cx="5731510" cy="1062355"/>
+                    </a:xfrm>
+                    <a:prstGeom prst="rect">
+                      <a:avLst/>
+                    </a:prstGeom>
+                  </pic:spPr>
+                </pic:pic>
+              </a:graphicData>
+            </a:graphic>
+          </wp:inline>
+        </w:drawing>
+      </w:r>
+      <w:r>
+        <w:rPr>
+          <w:noProof/>
+          <w:sz w:val="44"/>
+          <w:szCs w:val="44"/>
+          <w:u w:val="single"/>
+        </w:rPr>
+        <w:drawing>
+          <wp:inline distT="0" distB="0" distL="0" distR="0" wp14:anchorId="098C7D5F" wp14:editId="26A5BA34">
             <wp:extent cx="5731510" cy="897890"/>
             <wp:effectExtent l="0" t="0" r="2540" b="0"/>
             <wp:docPr id="1004599433" name="Picture 3"/>
@@ -591,7 +667,7 @@
                     <pic:cNvPicPr/>
                   </pic:nvPicPr>
                   <pic:blipFill>
-                    <a:blip r:embed="rId10" cstate="print">
+                    <a:blip r:embed="rId13" cstate="print">
                       <a:extLst>
                         <a:ext uri="{28A0092B-C50C-407E-A947-70E740481C1C}">
                           <a14:useLocalDpi xmlns:a14="http://schemas.microsoft.com/office/drawing/2010/main" val="0"/>
@@ -645,6 +721,14 @@
         </w:rPr>
         <w:t>Lab 4</w:t>
       </w:r>
+      <w:r>
+        <w:rPr>
+          <w:sz w:val="44"/>
+          <w:szCs w:val="44"/>
+          <w:u w:val="single"/>
+        </w:rPr>
+        <w:t>(12 February 2026)</w:t>
+      </w:r>
     </w:p>
     <w:p>
       <w:pPr>
@@ -680,8 +764,9 @@
           <w:szCs w:val="44"/>
           <w:u w:val="single"/>
         </w:rPr>
+        <w:lastRenderedPageBreak/>
         <w:drawing>
-          <wp:inline distT="0" distB="0" distL="0" distR="0" wp14:anchorId="6F79C328" wp14:editId="664D26C6">
+          <wp:inline distT="0" distB="0" distL="0" distR="0" wp14:anchorId="6F79C328" wp14:editId="5C46E400">
             <wp:extent cx="5731510" cy="1353185"/>
             <wp:effectExtent l="0" t="0" r="2540" b="0"/>
             <wp:docPr id="1997080636" name="Picture 5"/>
@@ -696,7 +781,7 @@
                     <pic:cNvPicPr/>
                   </pic:nvPicPr>
                   <pic:blipFill>
-                    <a:blip r:embed="rId11" cstate="print">
+                    <a:blip r:embed="rId14" cstate="print">
                       <a:extLst>
                         <a:ext uri="{28A0092B-C50C-407E-A947-70E740481C1C}">
                           <a14:useLocalDpi xmlns:a14="http://schemas.microsoft.com/office/drawing/2010/main" val="0"/>
@@ -739,9 +824,8 @@
           <w:szCs w:val="44"/>
           <w:u w:val="single"/>
         </w:rPr>
-        <w:lastRenderedPageBreak/>
         <w:drawing>
-          <wp:inline distT="0" distB="0" distL="0" distR="0" wp14:anchorId="27944A3E" wp14:editId="789AD0E7">
+          <wp:inline distT="0" distB="0" distL="0" distR="0" wp14:anchorId="27944A3E" wp14:editId="633DFE05">
             <wp:extent cx="5731510" cy="3086100"/>
             <wp:effectExtent l="0" t="0" r="2540" b="0"/>
             <wp:docPr id="1858867038" name="Picture 1"/>
@@ -756,7 +840,7 @@
                     <pic:cNvPicPr/>
                   </pic:nvPicPr>
                   <pic:blipFill>
-                    <a:blip r:embed="rId12" cstate="print">
+                    <a:blip r:embed="rId15" cstate="print">
                       <a:extLst>
                         <a:ext uri="{28A0092B-C50C-407E-A947-70E740481C1C}">
                           <a14:useLocalDpi xmlns:a14="http://schemas.microsoft.com/office/drawing/2010/main" val="0"/>
@@ -816,7 +900,7 @@
           <w:u w:val="single"/>
         </w:rPr>
         <w:drawing>
-          <wp:inline distT="0" distB="0" distL="0" distR="0" wp14:anchorId="7A160E6F" wp14:editId="42E57A8A">
+          <wp:inline distT="0" distB="0" distL="0" distR="0" wp14:anchorId="7A160E6F" wp14:editId="2A0D81EC">
             <wp:extent cx="5731510" cy="523240"/>
             <wp:effectExtent l="0" t="0" r="2540" b="0"/>
             <wp:docPr id="1815172258" name="Picture 4"/>
@@ -831,7 +915,7 @@
                     <pic:cNvPicPr/>
                   </pic:nvPicPr>
                   <pic:blipFill>
-                    <a:blip r:embed="rId13" cstate="print">
+                    <a:blip r:embed="rId16" cstate="print">
                       <a:extLst>
                         <a:ext uri="{28A0092B-C50C-407E-A947-70E740481C1C}">
                           <a14:useLocalDpi xmlns:a14="http://schemas.microsoft.com/office/drawing/2010/main" val="0"/>
@@ -900,8 +984,9 @@
           <w:szCs w:val="44"/>
           <w:u w:val="single"/>
         </w:rPr>
+        <w:lastRenderedPageBreak/>
         <w:drawing>
-          <wp:inline distT="0" distB="0" distL="0" distR="0" wp14:anchorId="7258509D" wp14:editId="4568071B">
+          <wp:inline distT="0" distB="0" distL="0" distR="0" wp14:anchorId="7258509D" wp14:editId="16BB49DE">
             <wp:extent cx="5731510" cy="2928620"/>
             <wp:effectExtent l="0" t="0" r="2540" b="5080"/>
             <wp:docPr id="833866767" name="Picture 2"/>
@@ -916,7 +1001,7 @@
                     <pic:cNvPicPr/>
                   </pic:nvPicPr>
                   <pic:blipFill>
-                    <a:blip r:embed="rId14" cstate="print">
+                    <a:blip r:embed="rId17" cstate="print">
                       <a:extLst>
                         <a:ext uri="{28A0092B-C50C-407E-A947-70E740481C1C}">
                           <a14:useLocalDpi xmlns:a14="http://schemas.microsoft.com/office/drawing/2010/main" val="0"/>
@@ -1051,7 +1136,7 @@
                     <pic:cNvPicPr/>
                   </pic:nvPicPr>
                   <pic:blipFill>
-                    <a:blip r:embed="rId15" cstate="print">
+                    <a:blip r:embed="rId18" cstate="print">
                       <a:extLst>
                         <a:ext uri="{28A0092B-C50C-407E-A947-70E740481C1C}">
                           <a14:useLocalDpi xmlns:a14="http://schemas.microsoft.com/office/drawing/2010/main" val="0"/>
@@ -1097,126 +1182,6 @@
           <w:u w:val="single"/>
         </w:rPr>
       </w:pPr>
-    </w:p>
-    <w:p>
-      <w:pPr>
-        <w:jc w:val="both"/>
-        <w:rPr>
-          <w:sz w:val="30"/>
-          <w:szCs w:val="30"/>
-          <w:u w:val="single"/>
-        </w:rPr>
-      </w:pPr>
-    </w:p>
-    <w:p>
-      <w:pPr>
-        <w:jc w:val="both"/>
-        <w:rPr>
-          <w:sz w:val="30"/>
-          <w:szCs w:val="30"/>
-          <w:u w:val="single"/>
-        </w:rPr>
-      </w:pPr>
-    </w:p>
-    <w:p>
-      <w:pPr>
-        <w:jc w:val="both"/>
-        <w:rPr>
-          <w:sz w:val="30"/>
-          <w:szCs w:val="30"/>
-          <w:u w:val="single"/>
-        </w:rPr>
-      </w:pPr>
-    </w:p>
-    <w:p>
-      <w:pPr>
-        <w:jc w:val="both"/>
-        <w:rPr>
-          <w:sz w:val="30"/>
-          <w:szCs w:val="30"/>
-          <w:u w:val="single"/>
-        </w:rPr>
-      </w:pPr>
-    </w:p>
-    <w:p>
-      <w:pPr>
-        <w:jc w:val="both"/>
-        <w:rPr>
-          <w:sz w:val="30"/>
-          <w:szCs w:val="30"/>
-          <w:u w:val="single"/>
-        </w:rPr>
-      </w:pPr>
-    </w:p>
-    <w:p>
-      <w:pPr>
-        <w:jc w:val="both"/>
-        <w:rPr>
-          <w:sz w:val="30"/>
-          <w:szCs w:val="30"/>
-          <w:u w:val="single"/>
-        </w:rPr>
-      </w:pPr>
-    </w:p>
-    <w:p>
-      <w:pPr>
-        <w:jc w:val="both"/>
-        <w:rPr>
-          <w:sz w:val="30"/>
-          <w:szCs w:val="30"/>
-          <w:u w:val="single"/>
-        </w:rPr>
-      </w:pPr>
-    </w:p>
-    <w:p>
-      <w:pPr>
-        <w:jc w:val="both"/>
-        <w:rPr>
-          <w:sz w:val="30"/>
-          <w:szCs w:val="30"/>
-          <w:u w:val="single"/>
-        </w:rPr>
-      </w:pPr>
-    </w:p>
-    <w:p>
-      <w:pPr>
-        <w:jc w:val="both"/>
-        <w:rPr>
-          <w:sz w:val="30"/>
-          <w:szCs w:val="30"/>
-          <w:u w:val="single"/>
-        </w:rPr>
-      </w:pPr>
-    </w:p>
-    <w:p>
-      <w:pPr>
-        <w:jc w:val="both"/>
-        <w:rPr>
-          <w:sz w:val="30"/>
-          <w:szCs w:val="30"/>
-          <w:u w:val="single"/>
-        </w:rPr>
-      </w:pPr>
-    </w:p>
-    <w:p>
-      <w:pPr>
-        <w:jc w:val="both"/>
-        <w:rPr>
-          <w:sz w:val="30"/>
-          <w:szCs w:val="30"/>
-          <w:u w:val="single"/>
-        </w:rPr>
-      </w:pPr>
-    </w:p>
-    <w:p>
-      <w:pPr>
-        <w:jc w:val="both"/>
-        <w:rPr>
-          <w:sz w:val="30"/>
-          <w:szCs w:val="30"/>
-          <w:u w:val="single"/>
-        </w:rPr>
-      </w:pPr>
       <w:r>
         <w:rPr>
           <w:sz w:val="30"/>
@@ -1226,6 +1191,14 @@
         <w:lastRenderedPageBreak/>
         <w:t>Lab-5</w:t>
       </w:r>
+      <w:r>
+        <w:rPr>
+          <w:sz w:val="30"/>
+          <w:szCs w:val="30"/>
+          <w:u w:val="single"/>
+        </w:rPr>
+        <w:t>(19 February 2026)</w:t>
+      </w:r>
     </w:p>
     <w:p>
       <w:pPr>
@@ -1260,7 +1233,7 @@
           <w:u w:val="single"/>
         </w:rPr>
         <w:drawing>
-          <wp:inline distT="0" distB="0" distL="0" distR="0" wp14:anchorId="3CF6F220" wp14:editId="2E95D70E">
+          <wp:inline distT="0" distB="0" distL="0" distR="0" wp14:anchorId="3CF6F220" wp14:editId="1F44353E">
             <wp:extent cx="5731510" cy="2577465"/>
             <wp:effectExtent l="0" t="0" r="2540" b="0"/>
             <wp:docPr id="1881120441" name="Picture 5"/>
@@ -1275,7 +1248,7 @@
                     <pic:cNvPicPr/>
                   </pic:nvPicPr>
                   <pic:blipFill>
-                    <a:blip r:embed="rId16" cstate="print">
+                    <a:blip r:embed="rId19" cstate="print">
                       <a:extLst>
                         <a:ext uri="{28A0092B-C50C-407E-A947-70E740481C1C}">
                           <a14:useLocalDpi xmlns:a14="http://schemas.microsoft.com/office/drawing/2010/main" val="0"/>
@@ -1324,7 +1297,7 @@
                     <pic:cNvPicPr/>
                   </pic:nvPicPr>
                   <pic:blipFill>
-                    <a:blip r:embed="rId17">
+                    <a:blip r:embed="rId20">
                       <a:extLst>
                         <a:ext uri="{28A0092B-C50C-407E-A947-70E740481C1C}">
                           <a14:useLocalDpi xmlns:a14="http://schemas.microsoft.com/office/drawing/2010/main" val="0"/>
@@ -1392,7 +1365,7 @@
                     <pic:cNvPicPr/>
                   </pic:nvPicPr>
                   <pic:blipFill>
-                    <a:blip r:embed="rId18">
+                    <a:blip r:embed="rId21">
                       <a:extLst>
                         <a:ext uri="{28A0092B-C50C-407E-A947-70E740481C1C}">
                           <a14:useLocalDpi xmlns:a14="http://schemas.microsoft.com/office/drawing/2010/main" val="0"/>
@@ -1459,7 +1432,7 @@
                     <pic:cNvPicPr/>
                   </pic:nvPicPr>
                   <pic:blipFill>
-                    <a:blip r:embed="rId19" cstate="print">
+                    <a:blip r:embed="rId22" cstate="print">
                       <a:extLst>
                         <a:ext uri="{28A0092B-C50C-407E-A947-70E740481C1C}">
                           <a14:useLocalDpi xmlns:a14="http://schemas.microsoft.com/office/drawing/2010/main" val="0"/>
@@ -1529,7 +1502,7 @@
                     <pic:cNvPicPr/>
                   </pic:nvPicPr>
                   <pic:blipFill>
-                    <a:blip r:embed="rId20">
+                    <a:blip r:embed="rId23">
                       <a:extLst>
                         <a:ext uri="{28A0092B-C50C-407E-A947-70E740481C1C}">
                           <a14:useLocalDpi xmlns:a14="http://schemas.microsoft.com/office/drawing/2010/main" val="0"/>
@@ -1598,7 +1571,7 @@
                     <pic:cNvPicPr/>
                   </pic:nvPicPr>
                   <pic:blipFill>
-                    <a:blip r:embed="rId21" cstate="print">
+                    <a:blip r:embed="rId24" cstate="print">
                       <a:extLst>
                         <a:ext uri="{28A0092B-C50C-407E-A947-70E740481C1C}">
                           <a14:useLocalDpi xmlns:a14="http://schemas.microsoft.com/office/drawing/2010/main" val="0"/>
@@ -1672,6 +1645,15 @@
       <w:r>
         <w:rPr>
           <w:noProof/>
+          <w:sz w:val="30"/>
+          <w:szCs w:val="30"/>
+          <w:u w:val="single"/>
+        </w:rPr>
+        <w:t>(Optional)</w:t>
+      </w:r>
+      <w:r>
+        <w:rPr>
+          <w:noProof/>
           <w:sz w:val="44"/>
           <w:szCs w:val="44"/>
           <w:u w:val="single"/>
@@ -1692,7 +1674,7 @@
                     <pic:cNvPicPr/>
                   </pic:nvPicPr>
                   <pic:blipFill>
-                    <a:blip r:embed="rId22">
+                    <a:blip r:embed="rId25">
                       <a:extLst>
                         <a:ext uri="{28A0092B-C50C-407E-A947-70E740481C1C}">
                           <a14:useLocalDpi xmlns:a14="http://schemas.microsoft.com/office/drawing/2010/main" val="0"/>
@@ -1726,7 +1708,7 @@
           <w:u w:val="single"/>
         </w:rPr>
         <w:drawing>
-          <wp:inline distT="0" distB="0" distL="0" distR="0" wp14:anchorId="3469CF65" wp14:editId="4FFCC170">
+          <wp:inline distT="0" distB="0" distL="0" distR="0" wp14:anchorId="3469CF65" wp14:editId="1D2493BB">
             <wp:extent cx="5731510" cy="3477895"/>
             <wp:effectExtent l="0" t="0" r="2540" b="8255"/>
             <wp:docPr id="334465220" name="Picture 7"/>
@@ -1741,7 +1723,7 @@
                     <pic:cNvPicPr/>
                   </pic:nvPicPr>
                   <pic:blipFill>
-                    <a:blip r:embed="rId23" cstate="print">
+                    <a:blip r:embed="rId26" cstate="print">
                       <a:extLst>
                         <a:ext uri="{28A0092B-C50C-407E-A947-70E740481C1C}">
                           <a14:useLocalDpi xmlns:a14="http://schemas.microsoft.com/office/drawing/2010/main" val="0"/>
@@ -1826,6 +1808,24 @@
         <w:lastRenderedPageBreak/>
         <w:t>Lab 6</w:t>
       </w:r>
+      <w:r>
+        <w:rPr>
+          <w:sz w:val="44"/>
+          <w:szCs w:val="44"/>
+          <w:u w:val="single"/>
+        </w:rPr>
+        <w:t>(26 Feb 2026)</w:t>
+      </w:r>
+    </w:p>
+    <w:p>
+      <w:pPr>
+        <w:jc w:val="both"/>
+        <w:rPr>
+          <w:sz w:val="30"/>
+          <w:szCs w:val="30"/>
+          <w:u w:val="single"/>
+        </w:rPr>
+      </w:pPr>
     </w:p>
     <w:p>
       <w:pPr>
@@ -1863,7 +1863,7 @@
           <w:u w:val="single"/>
         </w:rPr>
         <w:drawing>
-          <wp:inline distT="0" distB="0" distL="0" distR="0" wp14:anchorId="504FB4F3" wp14:editId="074DD54E">
+          <wp:inline distT="0" distB="0" distL="0" distR="0" wp14:anchorId="504FB4F3" wp14:editId="7AEE2594">
             <wp:extent cx="5731510" cy="1492250"/>
             <wp:effectExtent l="0" t="0" r="2540" b="0"/>
             <wp:docPr id="1020256026" name="Picture 1"/>
@@ -1878,7 +1878,7 @@
                     <pic:cNvPicPr/>
                   </pic:nvPicPr>
                   <pic:blipFill>
-                    <a:blip r:embed="rId24" cstate="print">
+                    <a:blip r:embed="rId27" cstate="print">
                       <a:extLst>
                         <a:ext uri="{28A0092B-C50C-407E-A947-70E740481C1C}">
                           <a14:useLocalDpi xmlns:a14="http://schemas.microsoft.com/office/drawing/2010/main" val="0"/>
@@ -1927,7 +1927,7 @@
                     <pic:cNvPicPr/>
                   </pic:nvPicPr>
                   <pic:blipFill>
-                    <a:blip r:embed="rId25">
+                    <a:blip r:embed="rId28">
                       <a:extLst>
                         <a:ext uri="{28A0092B-C50C-407E-A947-70E740481C1C}">
                           <a14:useLocalDpi xmlns:a14="http://schemas.microsoft.com/office/drawing/2010/main" val="0"/>
@@ -1972,6 +1972,61 @@
           <w:u w:val="single"/>
         </w:rPr>
         <w:lastRenderedPageBreak/>
+        <w:drawing>
+          <wp:inline distT="0" distB="0" distL="0" distR="0" wp14:anchorId="7BE32FD6" wp14:editId="55AF2B3D">
+            <wp:extent cx="5493032" cy="2705239"/>
+            <wp:effectExtent l="0" t="0" r="0" b="0"/>
+            <wp:docPr id="217036029" name="Picture 1"/>
+            <wp:cNvGraphicFramePr>
+              <a:graphicFrameLocks xmlns:a="http://schemas.openxmlformats.org/drawingml/2006/main" noChangeAspect="1"/>
+            </wp:cNvGraphicFramePr>
+            <a:graphic xmlns:a="http://schemas.openxmlformats.org/drawingml/2006/main">
+              <a:graphicData uri="http://schemas.openxmlformats.org/drawingml/2006/picture">
+                <pic:pic xmlns:pic="http://schemas.openxmlformats.org/drawingml/2006/picture">
+                  <pic:nvPicPr>
+                    <pic:cNvPr id="217036029" name=""/>
+                    <pic:cNvPicPr/>
+                  </pic:nvPicPr>
+                  <pic:blipFill>
+                    <a:blip r:embed="rId29"/>
+                    <a:stretch>
+                      <a:fillRect/>
+                    </a:stretch>
+                  </pic:blipFill>
+                  <pic:spPr>
+                    <a:xfrm>
+                      <a:off x="0" y="0"/>
+                      <a:ext cx="5493032" cy="2705239"/>
+                    </a:xfrm>
+                    <a:prstGeom prst="rect">
+                      <a:avLst/>
+                    </a:prstGeom>
+                  </pic:spPr>
+                </pic:pic>
+              </a:graphicData>
+            </a:graphic>
+          </wp:inline>
+        </w:drawing>
+      </w:r>
+    </w:p>
+    <w:p>
+      <w:pPr>
+        <w:jc w:val="both"/>
+        <w:rPr>
+          <w:noProof/>
+          <w:sz w:val="30"/>
+          <w:szCs w:val="30"/>
+          <w:u w:val="single"/>
+        </w:rPr>
+      </w:pPr>
+      <w:r>
+        <w:rPr>
+          <w:noProof/>
+          <w:sz w:val="30"/>
+          <w:szCs w:val="30"/>
+          <w:u w:val="single"/>
+        </w:rPr>
+        <w:lastRenderedPageBreak/>
         <w:t>Task-2</w:t>
       </w:r>
       <w:r>
@@ -1997,7 +2052,7 @@
                     <pic:cNvPicPr/>
                   </pic:nvPicPr>
                   <pic:blipFill>
-                    <a:blip r:embed="rId26">
+                    <a:blip r:embed="rId30">
                       <a:extLst>
                         <a:ext uri="{28A0092B-C50C-407E-A947-70E740481C1C}">
                           <a14:useLocalDpi xmlns:a14="http://schemas.microsoft.com/office/drawing/2010/main" val="0"/>
@@ -2067,7 +2122,7 @@
                     <pic:cNvPicPr/>
                   </pic:nvPicPr>
                   <pic:blipFill>
-                    <a:blip r:embed="rId27">
+                    <a:blip r:embed="rId31">
                       <a:extLst>
                         <a:ext uri="{28A0092B-C50C-407E-A947-70E740481C1C}">
                           <a14:useLocalDpi xmlns:a14="http://schemas.microsoft.com/office/drawing/2010/main" val="0"/>
@@ -2111,17 +2166,47 @@
           <w:szCs w:val="30"/>
           <w:u w:val="single"/>
         </w:rPr>
+        <w:t>Optimal Epoch: 15</w:t>
+      </w:r>
+    </w:p>
+    <w:p>
+      <w:pPr>
+        <w:jc w:val="both"/>
+        <w:rPr>
+          <w:noProof/>
+          <w:sz w:val="30"/>
+          <w:szCs w:val="30"/>
+          <w:u w:val="single"/>
+        </w:rPr>
+      </w:pPr>
+      <w:r>
+        <w:rPr>
+          <w:noProof/>
+          <w:sz w:val="30"/>
+          <w:szCs w:val="30"/>
+          <w:u w:val="single"/>
+        </w:rPr>
+        <w:lastRenderedPageBreak/>
         <w:t>Task-4</w:t>
       </w:r>
       <w:r>
         <w:rPr>
           <w:noProof/>
+          <w:sz w:val="30"/>
+          <w:szCs w:val="30"/>
+          <w:u w:val="single"/>
+        </w:rPr>
+        <w:t>(Last12monthspredictionusingGRUmodel:)</w:t>
+      </w:r>
+      <w:r>
+        <w:rPr>
+          <w:noProof/>
           <w:sz w:val="44"/>
           <w:szCs w:val="44"/>
           <w:u w:val="single"/>
         </w:rPr>
         <w:drawing>
-          <wp:inline distT="0" distB="0" distL="0" distR="0" wp14:anchorId="4ED65197" wp14:editId="4277C1AD">
+          <wp:inline distT="0" distB="0" distL="0" distR="0" wp14:anchorId="4ED65197" wp14:editId="4B46EC90">
             <wp:extent cx="5731510" cy="3273425"/>
             <wp:effectExtent l="0" t="0" r="2540" b="3175"/>
             <wp:docPr id="1562483063" name="Picture 5"/>
@@ -2136,7 +2221,7 @@
                     <pic:cNvPicPr/>
                   </pic:nvPicPr>
                   <pic:blipFill>
-                    <a:blip r:embed="rId28" cstate="print">
+                    <a:blip r:embed="rId32" cstate="print">
                       <a:extLst>
                         <a:ext uri="{28A0092B-C50C-407E-A947-70E740481C1C}">
                           <a14:useLocalDpi xmlns:a14="http://schemas.microsoft.com/office/drawing/2010/main" val="0"/>
@@ -2178,8 +2263,25 @@
           <w:szCs w:val="44"/>
           <w:u w:val="single"/>
         </w:rPr>
-        <w:lastRenderedPageBreak/>
-        <w:t>Lab 7</w:t>
+        <w:t>Lab7</w:t>
+      </w:r>
+    </w:p>
+    <w:p>
+      <w:pPr>
+        <w:jc w:val="both"/>
+        <w:rPr>
+          <w:sz w:val="44"/>
+          <w:szCs w:val="44"/>
+          <w:u w:val="single"/>
+        </w:rPr>
+      </w:pPr>
+      <w:r>
+        <w:rPr>
+          <w:sz w:val="44"/>
+          <w:szCs w:val="44"/>
+          <w:u w:val="single"/>
+        </w:rPr>
+        <w:t>VGG16:OptimalEpoch-32</w:t>
       </w:r>
       <w:r>
         <w:rPr>
@@ -2204,7 +2306,7 @@
                     <pic:cNvPicPr/>
                   </pic:nvPicPr>
                   <pic:blipFill>
-                    <a:blip r:embed="rId29" cstate="print">
+                    <a:blip r:embed="rId33" cstate="print">
                       <a:extLst>
                         <a:ext uri="{28A0092B-C50C-407E-A947-70E740481C1C}">
                           <a14:useLocalDpi xmlns:a14="http://schemas.microsoft.com/office/drawing/2010/main" val="0"/>
@@ -2242,6 +2344,104 @@
       </w:pPr>
       <w:r>
         <w:rPr>
+          <w:sz w:val="44"/>
+          <w:szCs w:val="44"/>
+          <w:u w:val="single"/>
+        </w:rPr>
+        <w:lastRenderedPageBreak/>
+        <w:drawing>
+          <wp:inline distT="0" distB="0" distL="0" distR="0" wp14:anchorId="7C727D63" wp14:editId="4F412E62">
+            <wp:extent cx="5245370" cy="3568883"/>
+            <wp:effectExtent l="0" t="0" r="0" b="0"/>
+            <wp:docPr id="261013212" name="Picture 1"/>
+            <wp:cNvGraphicFramePr>
+              <a:graphicFrameLocks xmlns:a="http://schemas.openxmlformats.org/drawingml/2006/main" noChangeAspect="1"/>
+            </wp:cNvGraphicFramePr>
+            <a:graphic xmlns:a="http://schemas.openxmlformats.org/drawingml/2006/main">
+              <a:graphicData uri="http://schemas.openxmlformats.org/drawingml/2006/picture">
+                <pic:pic xmlns:pic="http://schemas.openxmlformats.org/drawingml/2006/picture">
+                  <pic:nvPicPr>
+                    <pic:cNvPr id="261013212" name=""/>
+                    <pic:cNvPicPr/>
+                  </pic:nvPicPr>
+                  <pic:blipFill>
+                    <a:blip r:embed="rId34"/>
+                    <a:stretch>
+                      <a:fillRect/>
+                    </a:stretch>
+                  </pic:blipFill>
+                  <pic:spPr>
+                    <a:xfrm>
+                      <a:off x="0" y="0"/>
+                      <a:ext cx="5245370" cy="3568883"/>
+                    </a:xfrm>
+                    <a:prstGeom prst="rect">
+                      <a:avLst/>
+                    </a:prstGeom>
+                  </pic:spPr>
+                </pic:pic>
+              </a:graphicData>
+            </a:graphic>
+          </wp:inline>
+        </w:drawing>
+      </w:r>
+    </w:p>
+    <w:p>
+      <w:pPr>
+        <w:jc w:val="both"/>
+        <w:rPr>
+          <w:sz w:val="44"/>
+          <w:szCs w:val="44"/>
+          <w:u w:val="single"/>
+        </w:rPr>
+      </w:pPr>
+      <w:r>
+        <w:rPr>
+          <w:sz w:val="44"/>
+          <w:szCs w:val="44"/>
+          <w:u w:val="single"/>
+        </w:rPr>
+        <w:t>VGG1</w:t>
+      </w:r>
+      <w:r>
+        <w:rPr>
+          <w:sz w:val="44"/>
+          <w:szCs w:val="44"/>
+          <w:u w:val="single"/>
+        </w:rPr>
+        <w:t>9</w:t>
+      </w:r>
+      <w:r>
+        <w:rPr>
+          <w:sz w:val="44"/>
+          <w:szCs w:val="44"/>
+          <w:u w:val="single"/>
+        </w:rPr>
+        <w:t>:OptimalEpoch-32</w:t>
+      </w:r>
+    </w:p>
+    <w:p>
+      <w:pPr>
+        <w:jc w:val="both"/>
+        <w:rPr>
+          <w:sz w:val="44"/>
+          <w:szCs w:val="44"/>
+          <w:u w:val="single"/>
+        </w:rPr>
+      </w:pPr>
+    </w:p>
+    <w:p>
+      <w:pPr>
+        <w:jc w:val="both"/>
+        <w:rPr>
+          <w:noProof/>
+          <w:sz w:val="44"/>
+          <w:szCs w:val="44"/>
+          <w:u w:val="single"/>
+        </w:rPr>
+      </w:pPr>
+      <w:r>
+        <w:rPr>
           <w:noProof/>
           <w:sz w:val="44"/>
           <w:szCs w:val="44"/>
@@ -2263,7 +2463,7 @@
                     <pic:cNvPicPr/>
                   </pic:nvPicPr>
                   <pic:blipFill>
-                    <a:blip r:embed="rId30" cstate="print">
+                    <a:blip r:embed="rId35" cstate="print">
                       <a:extLst>
                         <a:ext uri="{28A0092B-C50C-407E-A947-70E740481C1C}">
                           <a14:useLocalDpi xmlns:a14="http://schemas.microsoft.com/office/drawing/2010/main" val="0"/>
@@ -2289,6 +2489,72 @@
           </wp:inline>
         </w:drawing>
       </w:r>
+    </w:p>
+    <w:p>
+      <w:pPr>
+        <w:jc w:val="both"/>
+        <w:rPr>
+          <w:noProof/>
+          <w:sz w:val="44"/>
+          <w:szCs w:val="44"/>
+          <w:u w:val="single"/>
+        </w:rPr>
+      </w:pPr>
+      <w:r>
+        <w:rPr>
+          <w:noProof/>
+          <w:sz w:val="44"/>
+          <w:szCs w:val="44"/>
+          <w:u w:val="single"/>
+        </w:rPr>
+        <w:lastRenderedPageBreak/>
+        <w:drawing>
+          <wp:inline distT="0" distB="0" distL="0" distR="0" wp14:anchorId="40E623D8" wp14:editId="6897BC7D">
+            <wp:extent cx="5731510" cy="3336925"/>
+            <wp:effectExtent l="0" t="0" r="2540" b="0"/>
+            <wp:docPr id="191144423" name="Picture 1"/>
+            <wp:cNvGraphicFramePr>
+              <a:graphicFrameLocks xmlns:a="http://schemas.openxmlformats.org/drawingml/2006/main" noChangeAspect="1"/>
+            </wp:cNvGraphicFramePr>
+            <a:graphic xmlns:a="http://schemas.openxmlformats.org/drawingml/2006/main">
+              <a:graphicData uri="http://schemas.openxmlformats.org/drawingml/2006/picture">
+                <pic:pic xmlns:pic="http://schemas.openxmlformats.org/drawingml/2006/picture">
+                  <pic:nvPicPr>
+                    <pic:cNvPr id="191144423" name=""/>
+                    <pic:cNvPicPr/>
+                  </pic:nvPicPr>
+                  <pic:blipFill>
+                    <a:blip r:embed="rId36"/>
+                    <a:stretch>
+                      <a:fillRect/>
+                    </a:stretch>
+                  </pic:blipFill>
+                  <pic:spPr>
+                    <a:xfrm>
+                      <a:off x="0" y="0"/>
+                      <a:ext cx="5731510" cy="3336925"/>
+                    </a:xfrm>
+                    <a:prstGeom prst="rect">
+                      <a:avLst/>
+                    </a:prstGeom>
+                  </pic:spPr>
+                </pic:pic>
+              </a:graphicData>
+            </a:graphic>
+          </wp:inline>
+        </w:drawing>
+      </w:r>
+    </w:p>
+    <w:p>
+      <w:pPr>
+        <w:jc w:val="both"/>
+        <w:rPr>
+          <w:noProof/>
+          <w:sz w:val="44"/>
+          <w:szCs w:val="44"/>
+          <w:u w:val="single"/>
+        </w:rPr>
+      </w:pPr>
       <w:r>
         <w:rPr>
           <w:noProof/>
@@ -2312,7 +2578,7 @@
                     <pic:cNvPicPr/>
                   </pic:nvPicPr>
                   <pic:blipFill>
-                    <a:blip r:embed="rId31">
+                    <a:blip r:embed="rId37">
                       <a:extLst>
                         <a:ext uri="{28A0092B-C50C-407E-A947-70E740481C1C}">
                           <a14:useLocalDpi xmlns:a14="http://schemas.microsoft.com/office/drawing/2010/main" val="0"/>
@@ -2345,7 +2611,6 @@
           <w:szCs w:val="44"/>
           <w:u w:val="single"/>
         </w:rPr>
-        <w:lastRenderedPageBreak/>
         <w:drawing>
           <wp:inline distT="0" distB="0" distL="0" distR="0" wp14:anchorId="43F7E42C" wp14:editId="3C1073B8">
             <wp:extent cx="5731510" cy="1367155"/>
@@ -2362,7 +2627,7 @@
                     <pic:cNvPicPr/>
                   </pic:nvPicPr>
                   <pic:blipFill>
-                    <a:blip r:embed="rId32">
+                    <a:blip r:embed="rId38">
                       <a:extLst>
                         <a:ext uri="{28A0092B-C50C-407E-A947-70E740481C1C}">
                           <a14:useLocalDpi xmlns:a14="http://schemas.microsoft.com/office/drawing/2010/main" val="0"/>
@@ -2388,13 +2653,49 @@
           </wp:inline>
         </w:drawing>
       </w:r>
-      <w:r>
-        <w:rPr>
-          <w:noProof/>
-          <w:sz w:val="44"/>
-          <w:szCs w:val="44"/>
-          <w:u w:val="single"/>
-        </w:rPr>
+    </w:p>
+    <w:p>
+      <w:pPr>
+        <w:rPr>
+          <w:noProof/>
+          <w:sz w:val="44"/>
+          <w:szCs w:val="44"/>
+          <w:u w:val="single"/>
+        </w:rPr>
+      </w:pPr>
+    </w:p>
+    <w:p>
+      <w:pPr>
+        <w:rPr>
+          <w:sz w:val="44"/>
+          <w:szCs w:val="44"/>
+        </w:rPr>
+      </w:pPr>
+      <w:r>
+        <w:rPr>
+          <w:sz w:val="44"/>
+          <w:szCs w:val="44"/>
+        </w:rPr>
+        <w:t>Performance comparisons:VGG16,VGG19)</w:t>
+      </w:r>
+    </w:p>
+    <w:p>
+      <w:pPr>
+        <w:jc w:val="both"/>
+        <w:rPr>
+          <w:sz w:val="44"/>
+          <w:szCs w:val="44"/>
+          <w:u w:val="single"/>
+        </w:rPr>
+      </w:pPr>
+      <w:r>
+        <w:rPr>
+          <w:noProof/>
+          <w:sz w:val="44"/>
+          <w:szCs w:val="44"/>
+          <w:u w:val="single"/>
+        </w:rPr>
+        <w:lastRenderedPageBreak/>
         <w:drawing>
           <wp:inline distT="0" distB="0" distL="0" distR="0" wp14:anchorId="008FFA62" wp14:editId="2537F56C">
             <wp:extent cx="5731510" cy="2434590"/>
@@ -2411,7 +2712,7 @@
                     <pic:cNvPicPr/>
                   </pic:nvPicPr>
                   <pic:blipFill>
-                    <a:blip r:embed="rId33" cstate="print">
+                    <a:blip r:embed="rId39" cstate="print">
                       <a:extLst>
                         <a:ext uri="{28A0092B-C50C-407E-A947-70E740481C1C}">
                           <a14:useLocalDpi xmlns:a14="http://schemas.microsoft.com/office/drawing/2010/main" val="0"/>
@@ -2453,6 +2754,104 @@
           <w:szCs w:val="44"/>
           <w:u w:val="single"/>
         </w:rPr>
+        <w:t>Optional:</w:t>
+      </w:r>
+    </w:p>
+    <w:p>
+      <w:pPr>
+        <w:jc w:val="both"/>
+        <w:rPr>
+          <w:sz w:val="44"/>
+          <w:szCs w:val="44"/>
+          <w:u w:val="single"/>
+        </w:rPr>
+      </w:pPr>
+      <w:r>
+        <w:rPr>
+          <w:sz w:val="44"/>
+          <w:szCs w:val="44"/>
+          <w:u w:val="single"/>
+        </w:rPr>
+        <w:t>Performance Comparisons: (VGG16, VGG19, INCEPTION-V3)</w:t>
+      </w:r>
+    </w:p>
+    <w:p>
+      <w:pPr>
+        <w:jc w:val="both"/>
+        <w:rPr>
+          <w:sz w:val="44"/>
+          <w:szCs w:val="44"/>
+          <w:u w:val="single"/>
+        </w:rPr>
+      </w:pPr>
+    </w:p>
+    <w:p>
+      <w:pPr>
+        <w:jc w:val="both"/>
+        <w:rPr>
+          <w:sz w:val="44"/>
+          <w:szCs w:val="44"/>
+          <w:u w:val="single"/>
+        </w:rPr>
+      </w:pPr>
+      <w:r>
+        <w:rPr>
+          <w:sz w:val="44"/>
+          <w:szCs w:val="44"/>
+          <w:u w:val="single"/>
+        </w:rPr>
+        <w:drawing>
+          <wp:inline distT="0" distB="0" distL="0" distR="0" wp14:anchorId="102C8044" wp14:editId="0358BBE5">
+            <wp:extent cx="5731510" cy="3081020"/>
+            <wp:effectExtent l="0" t="0" r="2540" b="5080"/>
+            <wp:docPr id="1257967500" name="Picture 1"/>
+            <wp:cNvGraphicFramePr>
+              <a:graphicFrameLocks xmlns:a="http://schemas.openxmlformats.org/drawingml/2006/main" noChangeAspect="1"/>
+            </wp:cNvGraphicFramePr>
+            <a:graphic xmlns:a="http://schemas.openxmlformats.org/drawingml/2006/main">
+              <a:graphicData uri="http://schemas.openxmlformats.org/drawingml/2006/picture">
+                <pic:pic xmlns:pic="http://schemas.openxmlformats.org/drawingml/2006/picture">
+                  <pic:nvPicPr>
+                    <pic:cNvPr id="1257967500" name=""/>
+                    <pic:cNvPicPr/>
+                  </pic:nvPicPr>
+                  <pic:blipFill>
+                    <a:blip r:embed="rId40"/>
+                    <a:stretch>
+                      <a:fillRect/>
+                    </a:stretch>
+                  </pic:blipFill>
+                  <pic:spPr>
+                    <a:xfrm>
+                      <a:off x="0" y="0"/>
+                      <a:ext cx="5731510" cy="3081020"/>
+                    </a:xfrm>
+                    <a:prstGeom prst="rect">
+                      <a:avLst/>
+                    </a:prstGeom>
+                  </pic:spPr>
+                </pic:pic>
+              </a:graphicData>
+            </a:graphic>
+          </wp:inline>
+        </w:drawing>
+      </w:r>
+    </w:p>
+    <w:p>
+      <w:pPr>
+        <w:jc w:val="both"/>
+        <w:rPr>
+          <w:sz w:val="44"/>
+          <w:szCs w:val="44"/>
+          <w:u w:val="single"/>
+        </w:rPr>
+      </w:pPr>
+      <w:r>
+        <w:rPr>
+          <w:sz w:val="44"/>
+          <w:szCs w:val="44"/>
+          <w:u w:val="single"/>
+        </w:rPr>
         <w:t>Lab 8</w:t>
       </w:r>
     </w:p>
@@ -2481,6 +2880,7 @@
           <w:szCs w:val="44"/>
           <w:u w:val="single"/>
         </w:rPr>
+        <w:lastRenderedPageBreak/>
         <w:t xml:space="preserve">Lab 9 </w:t>
       </w:r>
     </w:p>
@@ -2576,6 +2976,56 @@
     </w:sectPr>
   </w:body>
 </w:document>
+</file>
+
+<file path=word/endnotes.xml><?xml version="1.0" encoding="utf-8"?>
+<w:endnotes xmlns:wpc="http://schemas.microsoft.com/office/word/2010/wordprocessingCanvas" xmlns:cx="http://schemas.microsoft.com/office/drawing/2014/chartex" xmlns:cx1="http://schemas.microsoft.com/office/drawing/2015/9/8/chartex" xmlns:cx2="http://schemas.microsoft.com/office/drawing/2015/10/21/chartex" xmlns:cx3="http://schemas.microsoft.com/office/drawing/2016/5/9/chartex" xmlns:cx4="http://schemas.microsoft.com/office/drawing/2016/5/10/chartex" xmlns:cx5="http://schemas.microsoft.com/office/drawing/2016/5/11/chartex" xmlns:cx6="http://schemas.microsoft.com/office/drawing/2016/5/12/chartex" xmlns:cx7="http://schemas.microsoft.com/office/drawing/2016/5/13/chartex" xmlns:cx8="http://schemas.microsoft.com/office/drawing/2016/5/14/chartex" xmlns:mc="http://schemas.openxmlformats.org/markup-compatibility/2006" xmlns:aink="http://schemas.microsoft.com/office/drawing/2016/ink" xmlns:am3d="http://schemas.microsoft.com/office/drawing/2017/model3d" xmlns:o="urn:schemas-microsoft-com:office:office" xmlns:oel="http://schemas.microsoft.com/office/2019/extlst" xmlns:r="http://schemas.openxmlformats.org/officeDocument/2006/relationships" xmlns:m="http://schemas.openxmlformats.org/officeDocument/2006/math" xmlns:v="urn:schemas-microsoft-com:vml" xmlns:wp14="http://schemas.microsoft.com/office/word/2010/wordprocessingDrawing" xmlns:wp="http://schemas.openxmlformats.org/drawingml/2006/wordprocessingDrawing" xmlns:w10="urn:schemas-microsoft-com:office:word" xmlns:w="http://schemas.openxmlformats.org/wordprocessingml/2006/main" xmlns:w14="http://schemas.microsoft.com/office/word/2010/wordml" xmlns:w15="http://schemas.microsoft.com/office/word/2012/wordml" xmlns:w16cex="http://schemas.microsoft.com/office/word/2018/wordml/cex" xmlns:w16cid="http://schemas.microsoft.com/office/word/2016/wordml/cid" xmlns:w16="http://schemas.microsoft.com/office/word/2018/wordml" xmlns:w16du="http://schemas.microsoft.com/office/word/2023/wordml/word16du" xmlns:w16sdtdh="http://schemas.microsoft.com/office/word/2020/wordml/sdtdatahash" xmlns:w16sdtfl="http://schemas.microsoft.com/office/word/2024/wordml/sdtformatlock" xmlns:w16se="http://schemas.microsoft.com/office/word/2015/wordml/symex" xmlns:wpg="http://schemas.microsoft.com/office/word/2010/wordprocessingGroup" xmlns:wpi="http://schemas.microsoft.com/office/word/2010/wordprocessingInk" xmlns:wne="http://schemas.microsoft.com/office/word/2006/wordml" xmlns:wps="http://schemas.microsoft.com/office/word/2010/wordprocessingShape" mc:Ignorable="w14 w15 w16se w16cid w16 w16cex w16sdtdh w16sdtfl w16du wp14">
+  <w:endnote w:type="separator" w:id="-1">
+    <w:p>
+      <w:pPr>
+        <w:spacing w:after="0" w:line="240" w:lineRule="auto"/>
+      </w:pPr>
+      <w:r>
+        <w:separator/>
+      </w:r>
+    </w:p>
+  </w:endnote>
+  <w:endnote w:type="continuationSeparator" w:id="0">
+    <w:p>
+      <w:pPr>
+        <w:spacing w:after="0" w:line="240" w:lineRule="auto"/>
+      </w:pPr>
+      <w:r>
+        <w:continuationSeparator/>
+      </w:r>
+    </w:p>
+  </w:endnote>
+</w:endnotes>
+</file>
+
+<file path=word/footnotes.xml><?xml version="1.0" encoding="utf-8"?>
+<w:footnotes xmlns:wpc="http://schemas.microsoft.com/office/word/2010/wordprocessingCanvas" xmlns:cx="http://schemas.microsoft.com/office/drawing/2014/chartex" xmlns:cx1="http://schemas.microsoft.com/office/drawing/2015/9/8/chartex" xmlns:cx2="http://schemas.microsoft.com/office/drawing/2015/10/21/chartex" xmlns:cx3="http://schemas.microsoft.com/office/drawing/2016/5/9/chartex" xmlns:cx4="http://schemas.microsoft.com/office/drawing/2016/5/10/chartex" xmlns:cx5="http://schemas.microsoft.com/office/drawing/2016/5/11/chartex" xmlns:cx6="http://schemas.microsoft.com/office/drawing/2016/5/12/chartex" xmlns:cx7="http://schemas.microsoft.com/office/drawing/2016/5/13/chartex" xmlns:cx8="http://schemas.microsoft.com/office/drawing/2016/5/14/chartex" xmlns:mc="http://schemas.openxmlformats.org/markup-compatibility/2006" xmlns:aink="http://schemas.microsoft.com/office/drawing/2016/ink" xmlns:am3d="http://schemas.microsoft.com/office/drawing/2017/model3d" xmlns:o="urn:schemas-microsoft-com:office:office" xmlns:oel="http://schemas.microsoft.com/office/2019/extlst" xmlns:r="http://schemas.openxmlformats.org/officeDocument/2006/relationships" xmlns:m="http://schemas.openxmlformats.org/officeDocument/2006/math" xmlns:v="urn:schemas-microsoft-com:vml" xmlns:wp14="http://schemas.microsoft.com/office/word/2010/wordprocessingDrawing" xmlns:wp="http://schemas.openxmlformats.org/drawingml/2006/wordprocessingDrawing" xmlns:w10="urn:schemas-microsoft-com:office:word" xmlns:w="http://schemas.openxmlformats.org/wordprocessingml/2006/main" xmlns:w14="http://schemas.microsoft.com/office/word/2010/wordml" xmlns:w15="http://schemas.microsoft.com/office/word/2012/wordml" xmlns:w16cex="http://schemas.microsoft.com/office/word/2018/wordml/cex" xmlns:w16cid="http://schemas.microsoft.com/office/word/2016/wordml/cid" xmlns:w16="http://schemas.microsoft.com/office/word/2018/wordml" xmlns:w16du="http://schemas.microsoft.com/office/word/2023/wordml/word16du" xmlns:w16sdtdh="http://schemas.microsoft.com/office/word/2020/wordml/sdtdatahash" xmlns:w16sdtfl="http://schemas.microsoft.com/office/word/2024/wordml/sdtformatlock" xmlns:w16se="http://schemas.microsoft.com/office/word/2015/wordml/symex" xmlns:wpg="http://schemas.microsoft.com/office/word/2010/wordprocessingGroup" xmlns:wpi="http://schemas.microsoft.com/office/word/2010/wordprocessingInk" xmlns:wne="http://schemas.microsoft.com/office/word/2006/wordml" xmlns:wps="http://schemas.microsoft.com/office/word/2010/wordprocessingShape" mc:Ignorable="w14 w15 w16se w16cid w16 w16cex w16sdtdh w16sdtfl w16du wp14">
+  <w:footnote w:type="separator" w:id="-1">
+    <w:p>
+      <w:pPr>
+        <w:spacing w:after="0" w:line="240" w:lineRule="auto"/>
+      </w:pPr>
+      <w:r>
+        <w:separator/>
+      </w:r>
+    </w:p>
+  </w:footnote>
+  <w:footnote w:type="continuationSeparator" w:id="0">
+    <w:p>
+      <w:pPr>
+        <w:spacing w:after="0" w:line="240" w:lineRule="auto"/>
+      </w:pPr>
+      <w:r>
+        <w:continuationSeparator/>
+      </w:r>
+    </w:p>
+  </w:footnote>
+</w:footnotes>
 </file>
 
 <file path=word/styles.xml><?xml version="1.0" encoding="utf-8"?>
@@ -3211,7 +3661,6 @@
   <w:style w:type="character" w:default="1" w:styleId="DefaultParagraphFont">
     <w:name w:val="Default Paragraph Font"/>
     <w:uiPriority w:val="1"/>
-    <w:semiHidden/>
     <w:unhideWhenUsed/>
   </w:style>
   <w:style w:type="table" w:default="1" w:styleId="TableNormal">
@@ -3551,6 +4000,60 @@
       <w:u w:val="single"/>
     </w:rPr>
   </w:style>
+  <w:style w:type="paragraph" w:styleId="Header">
+    <w:name w:val="header"/>
+    <w:basedOn w:val="Normal"/>
+    <w:link w:val="HeaderChar"/>
+    <w:uiPriority w:val="99"/>
+    <w:unhideWhenUsed/>
+    <w:rsid w:val="006A0092"/>
+    <w:pPr>
+      <w:tabs>
+        <w:tab w:val="center" w:pos="4680"/>
+        <w:tab w:val="right" w:pos="9360"/>
+      </w:tabs>
+      <w:spacing w:after="0" w:line="240" w:lineRule="auto"/>
+    </w:pPr>
+  </w:style>
+  <w:style w:type="character" w:customStyle="1" w:styleId="HeaderChar">
+    <w:name w:val="Header Char"/>
+    <w:basedOn w:val="DefaultParagraphFont"/>
+    <w:link w:val="Header"/>
+    <w:uiPriority w:val="99"/>
+    <w:rsid w:val="006A0092"/>
+    <w:rPr>
+      <w:sz w:val="22"/>
+      <w:szCs w:val="22"/>
+      <w:lang w:val="en-GB"/>
+    </w:rPr>
+  </w:style>
+  <w:style w:type="paragraph" w:styleId="Footer">
+    <w:name w:val="footer"/>
+    <w:basedOn w:val="Normal"/>
+    <w:link w:val="FooterChar"/>
+    <w:uiPriority w:val="99"/>
+    <w:unhideWhenUsed/>
+    <w:rsid w:val="006A0092"/>
+    <w:pPr>
+      <w:tabs>
+        <w:tab w:val="center" w:pos="4680"/>
+        <w:tab w:val="right" w:pos="9360"/>
+      </w:tabs>
+      <w:spacing w:after="0" w:line="240" w:lineRule="auto"/>
+    </w:pPr>
+  </w:style>
+  <w:style w:type="character" w:customStyle="1" w:styleId="FooterChar">
+    <w:name w:val="Footer Char"/>
+    <w:basedOn w:val="DefaultParagraphFont"/>
+    <w:link w:val="Footer"/>
+    <w:uiPriority w:val="99"/>
+    <w:rsid w:val="006A0092"/>
+    <w:rPr>
+      <w:sz w:val="22"/>
+      <w:szCs w:val="22"/>
+      <w:lang w:val="en-GB"/>
+    </w:rPr>
+  </w:style>
 </w:styles>
 </file>
 

--- a/LAB Logbook-Week7.docx
+++ b/LAB Logbook-Week7.docx
@@ -2192,15 +2192,6 @@
       <w:r>
         <w:rPr>
           <w:noProof/>
-          <w:sz w:val="30"/>
-          <w:szCs w:val="30"/>
-          <w:u w:val="single"/>
-        </w:rPr>
-        <w:t>(Last12monthspredictionusingGRUmodel:)</w:t>
-      </w:r>
-      <w:r>
-        <w:rPr>
-          <w:noProof/>
           <w:sz w:val="44"/>
           <w:szCs w:val="44"/>
           <w:u w:val="single"/>
@@ -2784,16 +2775,6 @@
           <w:u w:val="single"/>
         </w:rPr>
       </w:pPr>
-    </w:p>
-    <w:p>
-      <w:pPr>
-        <w:jc w:val="both"/>
-        <w:rPr>
-          <w:sz w:val="44"/>
-          <w:szCs w:val="44"/>
-          <w:u w:val="single"/>
-        </w:rPr>
-      </w:pPr>
       <w:r>
         <w:rPr>
           <w:sz w:val="44"/>
@@ -2801,10 +2782,10 @@
           <w:u w:val="single"/>
         </w:rPr>
         <w:drawing>
-          <wp:inline distT="0" distB="0" distL="0" distR="0" wp14:anchorId="102C8044" wp14:editId="0358BBE5">
-            <wp:extent cx="5731510" cy="3081020"/>
-            <wp:effectExtent l="0" t="0" r="2540" b="5080"/>
-            <wp:docPr id="1257967500" name="Picture 1"/>
+          <wp:inline distT="0" distB="0" distL="0" distR="0" wp14:anchorId="66765681" wp14:editId="4D38831C">
+            <wp:extent cx="5731510" cy="2438400"/>
+            <wp:effectExtent l="0" t="0" r="2540" b="0"/>
+            <wp:docPr id="1315088522" name="Picture 1"/>
             <wp:cNvGraphicFramePr>
               <a:graphicFrameLocks xmlns:a="http://schemas.openxmlformats.org/drawingml/2006/main" noChangeAspect="1"/>
             </wp:cNvGraphicFramePr>
@@ -2812,7 +2793,7 @@
               <a:graphicData uri="http://schemas.openxmlformats.org/drawingml/2006/picture">
                 <pic:pic xmlns:pic="http://schemas.openxmlformats.org/drawingml/2006/picture">
                   <pic:nvPicPr>
-                    <pic:cNvPr id="1257967500" name=""/>
+                    <pic:cNvPr id="1315088522" name=""/>
                     <pic:cNvPicPr/>
                   </pic:nvPicPr>
                   <pic:blipFill>
@@ -2824,7 +2805,164 @@
                   <pic:spPr>
                     <a:xfrm>
                       <a:off x="0" y="0"/>
-                      <a:ext cx="5731510" cy="3081020"/>
+                      <a:ext cx="5731510" cy="2438400"/>
+                    </a:xfrm>
+                    <a:prstGeom prst="rect">
+                      <a:avLst/>
+                    </a:prstGeom>
+                  </pic:spPr>
+                </pic:pic>
+              </a:graphicData>
+            </a:graphic>
+          </wp:inline>
+        </w:drawing>
+      </w:r>
+    </w:p>
+    <w:p>
+      <w:pPr>
+        <w:jc w:val="both"/>
+        <w:rPr>
+          <w:sz w:val="44"/>
+          <w:szCs w:val="44"/>
+          <w:u w:val="single"/>
+        </w:rPr>
+      </w:pPr>
+      <w:r>
+        <w:rPr>
+          <w:sz w:val="44"/>
+          <w:szCs w:val="44"/>
+          <w:u w:val="single"/>
+        </w:rPr>
+        <w:lastRenderedPageBreak/>
+        <w:drawing>
+          <wp:inline distT="0" distB="0" distL="0" distR="0" wp14:anchorId="1573506C" wp14:editId="0BE0DFE5">
+            <wp:extent cx="5731510" cy="3065780"/>
+            <wp:effectExtent l="0" t="0" r="2540" b="1270"/>
+            <wp:docPr id="1368643423" name="Picture 1"/>
+            <wp:cNvGraphicFramePr>
+              <a:graphicFrameLocks xmlns:a="http://schemas.openxmlformats.org/drawingml/2006/main" noChangeAspect="1"/>
+            </wp:cNvGraphicFramePr>
+            <a:graphic xmlns:a="http://schemas.openxmlformats.org/drawingml/2006/main">
+              <a:graphicData uri="http://schemas.openxmlformats.org/drawingml/2006/picture">
+                <pic:pic xmlns:pic="http://schemas.openxmlformats.org/drawingml/2006/picture">
+                  <pic:nvPicPr>
+                    <pic:cNvPr id="1368643423" name=""/>
+                    <pic:cNvPicPr/>
+                  </pic:nvPicPr>
+                  <pic:blipFill>
+                    <a:blip r:embed="rId41"/>
+                    <a:stretch>
+                      <a:fillRect/>
+                    </a:stretch>
+                  </pic:blipFill>
+                  <pic:spPr>
+                    <a:xfrm>
+                      <a:off x="0" y="0"/>
+                      <a:ext cx="5731510" cy="3065780"/>
+                    </a:xfrm>
+                    <a:prstGeom prst="rect">
+                      <a:avLst/>
+                    </a:prstGeom>
+                  </pic:spPr>
+                </pic:pic>
+              </a:graphicData>
+            </a:graphic>
+          </wp:inline>
+        </w:drawing>
+      </w:r>
+    </w:p>
+    <w:p>
+      <w:pPr>
+        <w:jc w:val="both"/>
+        <w:rPr>
+          <w:sz w:val="44"/>
+          <w:szCs w:val="44"/>
+          <w:u w:val="single"/>
+        </w:rPr>
+      </w:pPr>
+      <w:r>
+        <w:rPr>
+          <w:sz w:val="44"/>
+          <w:szCs w:val="44"/>
+          <w:u w:val="single"/>
+        </w:rPr>
+        <w:drawing>
+          <wp:inline distT="0" distB="0" distL="0" distR="0" wp14:anchorId="7C4B8ED6" wp14:editId="0E4F1636">
+            <wp:extent cx="5731510" cy="1466215"/>
+            <wp:effectExtent l="0" t="0" r="2540" b="635"/>
+            <wp:docPr id="1598676969" name="Picture 1"/>
+            <wp:cNvGraphicFramePr>
+              <a:graphicFrameLocks xmlns:a="http://schemas.openxmlformats.org/drawingml/2006/main" noChangeAspect="1"/>
+            </wp:cNvGraphicFramePr>
+            <a:graphic xmlns:a="http://schemas.openxmlformats.org/drawingml/2006/main">
+              <a:graphicData uri="http://schemas.openxmlformats.org/drawingml/2006/picture">
+                <pic:pic xmlns:pic="http://schemas.openxmlformats.org/drawingml/2006/picture">
+                  <pic:nvPicPr>
+                    <pic:cNvPr id="1598676969" name=""/>
+                    <pic:cNvPicPr/>
+                  </pic:nvPicPr>
+                  <pic:blipFill>
+                    <a:blip r:embed="rId42"/>
+                    <a:stretch>
+                      <a:fillRect/>
+                    </a:stretch>
+                  </pic:blipFill>
+                  <pic:spPr>
+                    <a:xfrm>
+                      <a:off x="0" y="0"/>
+                      <a:ext cx="5731510" cy="1466215"/>
+                    </a:xfrm>
+                    <a:prstGeom prst="rect">
+                      <a:avLst/>
+                    </a:prstGeom>
+                  </pic:spPr>
+                </pic:pic>
+              </a:graphicData>
+            </a:graphic>
+          </wp:inline>
+        </w:drawing>
+      </w:r>
+    </w:p>
+    <w:p>
+      <w:pPr>
+        <w:jc w:val="both"/>
+        <w:rPr>
+          <w:sz w:val="44"/>
+          <w:szCs w:val="44"/>
+          <w:u w:val="single"/>
+        </w:rPr>
+      </w:pPr>
+      <w:r>
+        <w:rPr>
+          <w:sz w:val="44"/>
+          <w:szCs w:val="44"/>
+          <w:u w:val="single"/>
+        </w:rPr>
+        <w:drawing>
+          <wp:inline distT="0" distB="0" distL="0" distR="0" wp14:anchorId="7F2C25D1" wp14:editId="7ED63716">
+            <wp:extent cx="5731510" cy="2724150"/>
+            <wp:effectExtent l="0" t="0" r="2540" b="0"/>
+            <wp:docPr id="645232634" name="Picture 1"/>
+            <wp:cNvGraphicFramePr>
+              <a:graphicFrameLocks xmlns:a="http://schemas.openxmlformats.org/drawingml/2006/main" noChangeAspect="1"/>
+            </wp:cNvGraphicFramePr>
+            <a:graphic xmlns:a="http://schemas.openxmlformats.org/drawingml/2006/main">
+              <a:graphicData uri="http://schemas.openxmlformats.org/drawingml/2006/picture">
+                <pic:pic xmlns:pic="http://schemas.openxmlformats.org/drawingml/2006/picture">
+                  <pic:nvPicPr>
+                    <pic:cNvPr id="645232634" name=""/>
+                    <pic:cNvPicPr/>
+                  </pic:nvPicPr>
+                  <pic:blipFill>
+                    <a:blip r:embed="rId43"/>
+                    <a:stretch>
+                      <a:fillRect/>
+                    </a:stretch>
+                  </pic:blipFill>
+                  <pic:spPr>
+                    <a:xfrm>
+                      <a:off x="0" y="0"/>
+                      <a:ext cx="5731510" cy="2724150"/>
                     </a:xfrm>
                     <a:prstGeom prst="rect">
                       <a:avLst/>
